--- a/Documentation_task1.docx
+++ b/Documentation_task1.docx
@@ -106,14 +106,7 @@
           <w:rFonts w:ascii="Times New Roman" w:hAnsi="Times New Roman" w:cs="Times New Roman"/>
           <w:lang w:val="en-US"/>
         </w:rPr>
-        <w:t>We developed a Python-based web scraper that accepts a webpage URL and extracts useful information such as the title, headings, paragraphs, links, and i</w:t>
-      </w:r>
-      <w:r>
-        <w:rPr>
-          <w:rFonts w:ascii="Times New Roman" w:hAnsi="Times New Roman" w:cs="Times New Roman"/>
-          <w:lang w:val="en-US"/>
-        </w:rPr>
-        <w:t>mages.</w:t>
+        <w:t>We developed a Python-based web scraper that accepts a webpage URL and extracts useful information such as the title, headings, paragraphs, links, and images.</w:t>
       </w:r>
     </w:p>
     <w:p>
@@ -144,14 +137,7 @@
           <w:rFonts w:ascii="Times New Roman" w:hAnsi="Times New Roman" w:cs="Times New Roman"/>
           <w:lang w:val="en-US"/>
         </w:rPr>
-        <w:t xml:space="preserve"> to parse the HTML content. The extracted data is cleaned, structured, and</w:t>
-      </w:r>
-      <w:r>
-        <w:rPr>
-          <w:rFonts w:ascii="Times New Roman" w:hAnsi="Times New Roman" w:cs="Times New Roman"/>
-          <w:lang w:val="en-US"/>
-        </w:rPr>
-        <w:t xml:space="preserve"> finally stored in a JSON file.</w:t>
+        <w:t xml:space="preserve"> to parse the HTML content. The extracted data is cleaned, structured, and finally stored in a JSON file.</w:t>
       </w:r>
     </w:p>
     <w:p>
@@ -545,6 +531,17 @@
         </w:rPr>
         <w:t xml:space="preserve"> URL - </w:t>
       </w:r>
+      <w:hyperlink r:id="rId7" w:history="1">
+        <w:r>
+          <w:rPr>
+            <w:rStyle w:val="Hyperlink"/>
+            <w:b/>
+            <w:sz w:val="22"/>
+            <w:szCs w:val="22"/>
+          </w:rPr>
+          <w:t>https://github.com/Sameer213-R/Iauro_mini_project_01</w:t>
+        </w:r>
+      </w:hyperlink>
     </w:p>
     <w:p>
       <w:pPr>
@@ -875,6 +872,17 @@
       <w:szCs w:val="20"/>
     </w:rPr>
   </w:style>
+  <w:style w:type="character" w:styleId="Hyperlink">
+    <w:name w:val="Hyperlink"/>
+    <w:basedOn w:val="DefaultParagraphFont"/>
+    <w:uiPriority w:val="99"/>
+    <w:unhideWhenUsed/>
+    <w:rsid w:val="00A256A7"/>
+    <w:rPr>
+      <w:color w:val="0000FF" w:themeColor="hyperlink"/>
+      <w:u w:val="single"/>
+    </w:rPr>
+  </w:style>
 </w:styles>
 </file>
 
@@ -1134,6 +1142,17 @@
       <w:rFonts w:ascii="Courier New" w:eastAsia="Times New Roman" w:hAnsi="Courier New" w:cs="Courier New"/>
       <w:sz w:val="20"/>
       <w:szCs w:val="20"/>
+    </w:rPr>
+  </w:style>
+  <w:style w:type="character" w:styleId="Hyperlink">
+    <w:name w:val="Hyperlink"/>
+    <w:basedOn w:val="DefaultParagraphFont"/>
+    <w:uiPriority w:val="99"/>
+    <w:unhideWhenUsed/>
+    <w:rsid w:val="00A256A7"/>
+    <w:rPr>
+      <w:color w:val="0000FF" w:themeColor="hyperlink"/>
+      <w:u w:val="single"/>
     </w:rPr>
   </w:style>
 </w:styles>
